--- a/docs/word/10 - Fluxo de usuários.docx
+++ b/docs/word/10 - Fluxo de usuários.docx
@@ -92,7 +92,7 @@
           <w:sz w:val="22"/>
           <w:szCs w:val="22"/>
         </w:rPr>
-        <w:t xml:space="preserve">Atualizado em 17 de outubro de 2026</w:t>
+        <w:t xml:space="preserve">Atualizado em 23 de outubro de 2026</w:t>
       </w:r>
     </w:p>
     <w:p>
@@ -118,11 +118,11 @@
       <w:pPr>
         <w:pStyle w:val="Heading1"/>
       </w:pPr>
-      <w:bookmarkStart w:name="_Toc90" w:id="90"/>
+      <w:bookmarkStart w:name="_Toc93" w:id="93"/>
       <w:r>
         <w:t xml:space="preserve">Sumário</w:t>
       </w:r>
-      <w:bookmarkEnd w:id="90"/>
+      <w:bookmarkEnd w:id="93"/>
     </w:p>
     <w:p>
       <w:r>
@@ -153,7 +153,7 @@
             <w:instrText xml:space="preserve">TOC \h \o "1-2"</w:instrText>
             <w:fldChar w:fldCharType="separate"/>
           </w:r>
-          <w:hyperlink w:history="1" w:anchor="_Toc90">
+          <w:hyperlink w:history="1" w:anchor="_Toc93">
             <w:r>
               <w:t xml:space="preserve">Sumário</w:t>
             </w:r>
@@ -162,7 +162,7 @@
             </w:r>
             <w:r>
               <w:fldChar w:fldCharType="begin" w:dirty="true"/>
-              <w:instrText xml:space="preserve">PAGEREF _Toc90 \h</w:instrText>
+              <w:instrText xml:space="preserve">PAGEREF _Toc93 \h</w:instrText>
               <w:fldChar w:fldCharType="separate"/>
               <w:fldChar w:fldCharType="end"/>
             </w:r>
@@ -175,78 +175,9 @@
               <w:tab w:val="right" w:pos="9638" w:leader="dot"/>
             </w:tabs>
           </w:pPr>
-          <w:hyperlink w:history="1" w:anchor="_Toc91">
+          <w:hyperlink w:history="1" w:anchor="_Toc94">
             <w:r>
               <w:t xml:space="preserve">Workflow CNN Painel - Usuários</w:t>
-            </w:r>
-            <w:r>
-              <w:tab/>
-            </w:r>
-            <w:r>
-              <w:fldChar w:fldCharType="begin" w:dirty="true"/>
-              <w:instrText xml:space="preserve">PAGEREF _Toc91 \h</w:instrText>
-              <w:fldChar w:fldCharType="separate"/>
-              <w:fldChar w:fldCharType="end"/>
-            </w:r>
-          </w:hyperlink>
-        </w:p>
-        <w:p>
-          <w:pPr>
-            <w:pStyle w:val="TOC2"/>
-            <w:tabs>
-              <w:tab w:val="right" w:pos="9638" w:leader="dot"/>
-            </w:tabs>
-            <w:ind w:left="220"/>
-          </w:pPr>
-          <w:hyperlink w:history="1" w:anchor="_Toc92">
-            <w:r>
-              <w:t xml:space="preserve">Para que serve</w:t>
-            </w:r>
-            <w:r>
-              <w:tab/>
-            </w:r>
-            <w:r>
-              <w:fldChar w:fldCharType="begin" w:dirty="true"/>
-              <w:instrText xml:space="preserve">PAGEREF _Toc92 \h</w:instrText>
-              <w:fldChar w:fldCharType="separate"/>
-              <w:fldChar w:fldCharType="end"/>
-            </w:r>
-          </w:hyperlink>
-        </w:p>
-        <w:p>
-          <w:pPr>
-            <w:pStyle w:val="TOC2"/>
-            <w:tabs>
-              <w:tab w:val="right" w:pos="9638" w:leader="dot"/>
-            </w:tabs>
-            <w:ind w:left="220"/>
-          </w:pPr>
-          <w:hyperlink w:history="1" w:anchor="_Toc93">
-            <w:r>
-              <w:t xml:space="preserve">Quando roda</w:t>
-            </w:r>
-            <w:r>
-              <w:tab/>
-            </w:r>
-            <w:r>
-              <w:fldChar w:fldCharType="begin" w:dirty="true"/>
-              <w:instrText xml:space="preserve">PAGEREF _Toc93 \h</w:instrText>
-              <w:fldChar w:fldCharType="separate"/>
-              <w:fldChar w:fldCharType="end"/>
-            </w:r>
-          </w:hyperlink>
-        </w:p>
-        <w:p>
-          <w:pPr>
-            <w:pStyle w:val="TOC2"/>
-            <w:tabs>
-              <w:tab w:val="right" w:pos="9638" w:leader="dot"/>
-            </w:tabs>
-            <w:ind w:left="220"/>
-          </w:pPr>
-          <w:hyperlink w:history="1" w:anchor="_Toc94">
-            <w:r>
-              <w:t xml:space="preserve">Fluxograma</w:t>
             </w:r>
             <w:r>
               <w:tab/>
@@ -269,7 +200,7 @@
           </w:pPr>
           <w:hyperlink w:history="1" w:anchor="_Toc95">
             <w:r>
-              <w:t xml:space="preserve">Ações</w:t>
+              <w:t xml:space="preserve">Para que serve</w:t>
             </w:r>
             <w:r>
               <w:tab/>
@@ -292,7 +223,7 @@
           </w:pPr>
           <w:hyperlink w:history="1" w:anchor="_Toc96">
             <w:r>
-              <w:t xml:space="preserve">Sessão e VersaoSessao</w:t>
+              <w:t xml:space="preserve">Quando roda</w:t>
             </w:r>
             <w:r>
               <w:tab/>
@@ -315,7 +246,7 @@
           </w:pPr>
           <w:hyperlink w:history="1" w:anchor="_Toc97">
             <w:r>
-              <w:t xml:space="preserve">Perfis</w:t>
+              <w:t xml:space="preserve">Fluxograma</w:t>
             </w:r>
             <w:r>
               <w:tab/>
@@ -323,6 +254,75 @@
             <w:r>
               <w:fldChar w:fldCharType="begin" w:dirty="true"/>
               <w:instrText xml:space="preserve">PAGEREF _Toc97 \h</w:instrText>
+              <w:fldChar w:fldCharType="separate"/>
+              <w:fldChar w:fldCharType="end"/>
+            </w:r>
+          </w:hyperlink>
+        </w:p>
+        <w:p>
+          <w:pPr>
+            <w:pStyle w:val="TOC2"/>
+            <w:tabs>
+              <w:tab w:val="right" w:pos="9638" w:leader="dot"/>
+            </w:tabs>
+            <w:ind w:left="220"/>
+          </w:pPr>
+          <w:hyperlink w:history="1" w:anchor="_Toc98">
+            <w:r>
+              <w:t xml:space="preserve">Ações</w:t>
+            </w:r>
+            <w:r>
+              <w:tab/>
+            </w:r>
+            <w:r>
+              <w:fldChar w:fldCharType="begin" w:dirty="true"/>
+              <w:instrText xml:space="preserve">PAGEREF _Toc98 \h</w:instrText>
+              <w:fldChar w:fldCharType="separate"/>
+              <w:fldChar w:fldCharType="end"/>
+            </w:r>
+          </w:hyperlink>
+        </w:p>
+        <w:p>
+          <w:pPr>
+            <w:pStyle w:val="TOC2"/>
+            <w:tabs>
+              <w:tab w:val="right" w:pos="9638" w:leader="dot"/>
+            </w:tabs>
+            <w:ind w:left="220"/>
+          </w:pPr>
+          <w:hyperlink w:history="1" w:anchor="_Toc99">
+            <w:r>
+              <w:t xml:space="preserve">Sessão e VersaoSessao</w:t>
+            </w:r>
+            <w:r>
+              <w:tab/>
+            </w:r>
+            <w:r>
+              <w:fldChar w:fldCharType="begin" w:dirty="true"/>
+              <w:instrText xml:space="preserve">PAGEREF _Toc99 \h</w:instrText>
+              <w:fldChar w:fldCharType="separate"/>
+              <w:fldChar w:fldCharType="end"/>
+            </w:r>
+          </w:hyperlink>
+        </w:p>
+        <w:p>
+          <w:pPr>
+            <w:pStyle w:val="TOC2"/>
+            <w:tabs>
+              <w:tab w:val="right" w:pos="9638" w:leader="dot"/>
+            </w:tabs>
+            <w:ind w:left="220"/>
+          </w:pPr>
+          <w:hyperlink w:history="1" w:anchor="_Toc100">
+            <w:r>
+              <w:t xml:space="preserve">Perfis</w:t>
+            </w:r>
+            <w:r>
+              <w:tab/>
+            </w:r>
+            <w:r>
+              <w:fldChar w:fldCharType="begin" w:dirty="true"/>
+              <w:instrText xml:space="preserve">PAGEREF _Toc100 \h</w:instrText>
               <w:fldChar w:fldCharType="separate"/>
               <w:fldChar w:fldCharType="end"/>
             </w:r>
@@ -340,11 +340,11 @@
         <w:pStyle w:val="Heading1"/>
         <w:pageBreakBefore/>
       </w:pPr>
-      <w:bookmarkStart w:name="_Toc91" w:id="91"/>
+      <w:bookmarkStart w:name="_Toc94" w:id="94"/>
       <w:r>
         <w:t xml:space="preserve">Workflow CNN Painel - Usuários</w:t>
       </w:r>
-      <w:bookmarkEnd w:id="91"/>
+      <w:bookmarkEnd w:id="94"/>
     </w:p>
     <w:p>
       <w:pPr>
@@ -394,11 +394,11 @@
       <w:pPr>
         <w:pStyle w:val="Heading2"/>
       </w:pPr>
-      <w:bookmarkStart w:name="_Toc92" w:id="92"/>
+      <w:bookmarkStart w:name="_Toc95" w:id="95"/>
       <w:r>
         <w:t xml:space="preserve">Para que serve</w:t>
       </w:r>
-      <w:bookmarkEnd w:id="92"/>
+      <w:bookmarkEnd w:id="95"/>
     </w:p>
     <w:p>
       <w:pPr>
@@ -478,11 +478,11 @@
       <w:pPr>
         <w:pStyle w:val="Heading2"/>
       </w:pPr>
-      <w:bookmarkStart w:name="_Toc93" w:id="93"/>
+      <w:bookmarkStart w:name="_Toc96" w:id="96"/>
       <w:r>
         <w:t xml:space="preserve">Quando roda</w:t>
       </w:r>
-      <w:bookmarkEnd w:id="93"/>
+      <w:bookmarkEnd w:id="96"/>
     </w:p>
     <w:tbl>
       <w:tblPr>
@@ -498,8 +498,8 @@
         <w:tblLayout w:type="fixed"/>
       </w:tblPr>
       <w:tblGrid>
-        <w:gridCol w:w="5879"/>
-        <w:gridCol w:w="3759"/>
+        <w:gridCol w:w="5993"/>
+        <w:gridCol w:w="3645"/>
       </w:tblGrid>
       <w:tr>
         <w:trPr>
@@ -507,7 +507,7 @@
         </w:trPr>
         <w:tc>
           <w:tcPr>
-            <w:tcW w:type="dxa" w:w="5879"/>
+            <w:tcW w:type="dxa" w:w="5993"/>
             <w:shd w:fill="1C1FC8" w:color="auto" w:val="clear"/>
             <w:tcMar>
               <w:top w:type="dxa" w:w="60"/>
@@ -532,7 +532,7 @@
         </w:tc>
         <w:tc>
           <w:tcPr>
-            <w:tcW w:type="dxa" w:w="3759"/>
+            <w:tcW w:type="dxa" w:w="3645"/>
             <w:shd w:fill="1C1FC8" w:color="auto" w:val="clear"/>
             <w:tcMar>
               <w:top w:type="dxa" w:w="60"/>
@@ -566,7 +566,7 @@
         </w:trPr>
         <w:tc>
           <w:tcPr>
-            <w:tcW w:type="dxa" w:w="5879"/>
+            <w:tcW w:type="dxa" w:w="5993"/>
             <w:tcMar>
               <w:top w:type="dxa" w:w="60"/>
               <w:left w:type="dxa" w:w="100"/>
@@ -598,7 +598,7 @@
         </w:tc>
         <w:tc>
           <w:tcPr>
-            <w:tcW w:type="dxa" w:w="3759"/>
+            <w:tcW w:type="dxa" w:w="3645"/>
             <w:tcMar>
               <w:top w:type="dxa" w:w="60"/>
               <w:left w:type="dxa" w:w="100"/>
@@ -642,7 +642,7 @@
         </w:trPr>
         <w:tc>
           <w:tcPr>
-            <w:tcW w:type="dxa" w:w="5879"/>
+            <w:tcW w:type="dxa" w:w="5993"/>
             <w:shd w:fill="F6F4FE" w:color="auto" w:val="clear"/>
             <w:tcMar>
               <w:top w:type="dxa" w:w="60"/>
@@ -675,7 +675,7 @@
         </w:tc>
         <w:tc>
           <w:tcPr>
-            <w:tcW w:type="dxa" w:w="3759"/>
+            <w:tcW w:type="dxa" w:w="3645"/>
             <w:shd w:fill="F6F4FE" w:color="auto" w:val="clear"/>
             <w:tcMar>
               <w:top w:type="dxa" w:w="60"/>
@@ -720,26 +720,26 @@
         </w:trPr>
         <w:tc>
           <w:tcPr>
-            <w:tcW w:type="dxa" w:w="5879"/>
-            <w:tcMar>
-              <w:top w:type="dxa" w:w="60"/>
-              <w:left w:type="dxa" w:w="100"/>
-              <w:bottom w:type="dxa" w:w="60"/>
-              <w:right w:type="dxa" w:w="100"/>
-            </w:tcMar>
-          </w:tcPr>
-          <w:p>
-            <w:pPr>
-              <w:spacing w:after="40" w:before="40"/>
-            </w:pPr>
-            <w:r>
-              <w:t xml:space="preserve">Antes de cada escrita: liberar, bloquear, criar ou alterar usuário</w:t>
-            </w:r>
-          </w:p>
-        </w:tc>
-        <w:tc>
-          <w:tcPr>
-            <w:tcW w:type="dxa" w:w="3759"/>
+            <w:tcW w:type="dxa" w:w="5993"/>
+            <w:tcMar>
+              <w:top w:type="dxa" w:w="60"/>
+              <w:left w:type="dxa" w:w="100"/>
+              <w:bottom w:type="dxa" w:w="60"/>
+              <w:right w:type="dxa" w:w="100"/>
+            </w:tcMar>
+          </w:tcPr>
+          <w:p>
+            <w:pPr>
+              <w:spacing w:after="40" w:before="40"/>
+            </w:pPr>
+            <w:r>
+              <w:t xml:space="preserve">Antes de cada escrita: liberar, bloquear, solicitações (abrir, aprovar, recusar, cancelar), criar ou alterar usuário</w:t>
+            </w:r>
+          </w:p>
+        </w:tc>
+        <w:tc>
+          <w:tcPr>
+            <w:tcW w:type="dxa" w:w="3645"/>
             <w:tcMar>
               <w:top w:type="dxa" w:w="60"/>
               <w:left w:type="dxa" w:w="100"/>
@@ -770,7 +770,7 @@
         </w:trPr>
         <w:tc>
           <w:tcPr>
-            <w:tcW w:type="dxa" w:w="5879"/>
+            <w:tcW w:type="dxa" w:w="5993"/>
             <w:shd w:fill="F6F4FE" w:color="auto" w:val="clear"/>
             <w:tcMar>
               <w:top w:type="dxa" w:w="60"/>
@@ -816,7 +816,7 @@
         </w:tc>
         <w:tc>
           <w:tcPr>
-            <w:tcW w:type="dxa" w:w="3759"/>
+            <w:tcW w:type="dxa" w:w="3645"/>
             <w:shd w:fill="F6F4FE" w:color="auto" w:val="clear"/>
             <w:tcMar>
               <w:top w:type="dxa" w:w="60"/>
@@ -950,11 +950,11 @@
       <w:pPr>
         <w:pStyle w:val="Heading2"/>
       </w:pPr>
-      <w:bookmarkStart w:name="_Toc94" w:id="94"/>
+      <w:bookmarkStart w:name="_Toc97" w:id="97"/>
       <w:r>
         <w:t xml:space="preserve">Fluxograma</w:t>
       </w:r>
-      <w:bookmarkEnd w:id="94"/>
+      <w:bookmarkEnd w:id="97"/>
     </w:p>
     <w:p>
       <w:pPr>
@@ -1006,11 +1006,11 @@
       <w:pPr>
         <w:pStyle w:val="Heading2"/>
       </w:pPr>
-      <w:bookmarkStart w:name="_Toc95" w:id="95"/>
+      <w:bookmarkStart w:name="_Toc98" w:id="98"/>
       <w:r>
         <w:t xml:space="preserve">Ações</w:t>
       </w:r>
-      <w:bookmarkEnd w:id="95"/>
+      <w:bookmarkEnd w:id="98"/>
     </w:p>
     <w:tbl>
       <w:tblPr>
@@ -2546,7 +2546,7 @@
       <w:pPr>
         <w:pStyle w:val="Heading2"/>
       </w:pPr>
-      <w:bookmarkStart w:name="_Toc96" w:id="96"/>
+      <w:bookmarkStart w:name="_Toc99" w:id="99"/>
       <w:r>
         <w:t xml:space="preserve">Sessão e </w:t>
       </w:r>
@@ -2560,7 +2560,7 @@
         </w:rPr>
         <w:t xml:space="preserve">VersaoSessao</w:t>
       </w:r>
-      <w:bookmarkEnd w:id="96"/>
+      <w:bookmarkEnd w:id="99"/>
     </w:p>
     <w:p>
       <w:pPr>
@@ -2673,11 +2673,11 @@
       <w:pPr>
         <w:pStyle w:val="Heading2"/>
       </w:pPr>
-      <w:bookmarkStart w:name="_Toc97" w:id="97"/>
+      <w:bookmarkStart w:name="_Toc100" w:id="100"/>
       <w:r>
         <w:t xml:space="preserve">Perfis</w:t>
       </w:r>
-      <w:bookmarkEnd w:id="97"/>
+      <w:bookmarkEnd w:id="100"/>
     </w:p>
     <w:tbl>
       <w:tblPr>
@@ -2693,8 +2693,8 @@
         <w:tblLayout w:type="fixed"/>
       </w:tblPr>
       <w:tblGrid>
-        <w:gridCol w:w="1208"/>
-        <w:gridCol w:w="8430"/>
+        <w:gridCol w:w="1063"/>
+        <w:gridCol w:w="8575"/>
       </w:tblGrid>
       <w:tr>
         <w:trPr>
@@ -2702,7 +2702,7 @@
         </w:trPr>
         <w:tc>
           <w:tcPr>
-            <w:tcW w:type="dxa" w:w="1208"/>
+            <w:tcW w:type="dxa" w:w="1063"/>
             <w:shd w:fill="1C1FC8" w:color="auto" w:val="clear"/>
             <w:tcMar>
               <w:top w:type="dxa" w:w="60"/>
@@ -2727,7 +2727,7 @@
         </w:tc>
         <w:tc>
           <w:tcPr>
-            <w:tcW w:type="dxa" w:w="8430"/>
+            <w:tcW w:type="dxa" w:w="8575"/>
             <w:shd w:fill="1C1FC8" w:color="auto" w:val="clear"/>
             <w:tcMar>
               <w:top w:type="dxa" w:w="60"/>
@@ -2757,7 +2757,7 @@
         </w:trPr>
         <w:tc>
           <w:tcPr>
-            <w:tcW w:type="dxa" w:w="1208"/>
+            <w:tcW w:type="dxa" w:w="1063"/>
             <w:tcMar>
               <w:top w:type="dxa" w:w="60"/>
               <w:left w:type="dxa" w:w="100"/>
@@ -2783,20 +2783,20 @@
         </w:tc>
         <w:tc>
           <w:tcPr>
-            <w:tcW w:type="dxa" w:w="8430"/>
-            <w:tcMar>
-              <w:top w:type="dxa" w:w="60"/>
-              <w:left w:type="dxa" w:w="100"/>
-              <w:bottom w:type="dxa" w:w="60"/>
-              <w:right w:type="dxa" w:w="100"/>
-            </w:tcMar>
-          </w:tcPr>
-          <w:p>
-            <w:pPr>
-              <w:spacing w:after="40" w:before="40"/>
-            </w:pPr>
-            <w:r>
-              <w:t xml:space="preserve">Ver pacientes, relatórios, histórico e configuração</w:t>
+            <w:tcW w:type="dxa" w:w="8575"/>
+            <w:tcMar>
+              <w:top w:type="dxa" w:w="60"/>
+              <w:left w:type="dxa" w:w="100"/>
+              <w:bottom w:type="dxa" w:w="60"/>
+              <w:right w:type="dxa" w:w="100"/>
+            </w:tcMar>
+          </w:tcPr>
+          <w:p>
+            <w:pPr>
+              <w:spacing w:after="40" w:before="40"/>
+            </w:pPr>
+            <w:r>
+              <w:t xml:space="preserve">Ver pacientes, solicitações, relatórios, histórico e configuração; abrir solicitações de desbloqueio</w:t>
             </w:r>
           </w:p>
         </w:tc>
@@ -2807,7 +2807,7 @@
         </w:trPr>
         <w:tc>
           <w:tcPr>
-            <w:tcW w:type="dxa" w:w="1208"/>
+            <w:tcW w:type="dxa" w:w="1063"/>
             <w:shd w:fill="F6F4FE" w:color="auto" w:val="clear"/>
             <w:tcMar>
               <w:top w:type="dxa" w:w="60"/>
@@ -2834,7 +2834,7 @@
         </w:tc>
         <w:tc>
           <w:tcPr>
-            <w:tcW w:type="dxa" w:w="8430"/>
+            <w:tcW w:type="dxa" w:w="8575"/>
             <w:shd w:fill="F6F4FE" w:color="auto" w:val="clear"/>
             <w:tcMar>
               <w:top w:type="dxa" w:w="60"/>
@@ -2848,7 +2848,7 @@
               <w:spacing w:after="40" w:before="40"/>
             </w:pPr>
             <w:r>
-              <w:t xml:space="preserve">Tudo do leitor, mais liberar, bloquear, isentar e registrar</w:t>
+              <w:t xml:space="preserve">Tudo do leitor, mais bloquear, registrar, liberar quem cumpriu o prazo e liberar solicitações aprovadas</w:t>
             </w:r>
           </w:p>
         </w:tc>
@@ -2859,7 +2859,7 @@
         </w:trPr>
         <w:tc>
           <w:tcPr>
-            <w:tcW w:type="dxa" w:w="1208"/>
+            <w:tcW w:type="dxa" w:w="1063"/>
             <w:tcMar>
               <w:top w:type="dxa" w:w="60"/>
               <w:left w:type="dxa" w:w="100"/>
@@ -2885,20 +2885,20 @@
         </w:tc>
         <w:tc>
           <w:tcPr>
-            <w:tcW w:type="dxa" w:w="8430"/>
-            <w:tcMar>
-              <w:top w:type="dxa" w:w="60"/>
-              <w:left w:type="dxa" w:w="100"/>
-              <w:bottom w:type="dxa" w:w="60"/>
-              <w:right w:type="dxa" w:w="100"/>
-            </w:tcMar>
-          </w:tcPr>
-          <w:p>
-            <w:pPr>
-              <w:spacing w:after="40" w:before="40"/>
-            </w:pPr>
-            <w:r>
-              <w:t xml:space="preserve">Tudo do editor, mais a tela Usuários</w:t>
+            <w:tcW w:type="dxa" w:w="8575"/>
+            <w:tcMar>
+              <w:top w:type="dxa" w:w="60"/>
+              <w:left w:type="dxa" w:w="100"/>
+              <w:bottom w:type="dxa" w:w="60"/>
+              <w:right w:type="dxa" w:w="100"/>
+            </w:tcMar>
+          </w:tcPr>
+          <w:p>
+            <w:pPr>
+              <w:spacing w:after="40" w:before="40"/>
+            </w:pPr>
+            <w:r>
+              <w:t xml:space="preserve">Tudo do editor, mais aprovar e recusar solicitações e a tela Usuários</w:t>
             </w:r>
           </w:p>
         </w:tc>

--- a/docs/word/10 - Fluxo de usuários.docx
+++ b/docs/word/10 - Fluxo de usuários.docx
@@ -118,11 +118,11 @@
       <w:pPr>
         <w:pStyle w:val="Heading1"/>
       </w:pPr>
-      <w:bookmarkStart w:name="_Toc93" w:id="93"/>
+      <w:bookmarkStart w:name="_Toc94" w:id="94"/>
       <w:r>
         <w:t xml:space="preserve">Sumário</w:t>
       </w:r>
-      <w:bookmarkEnd w:id="93"/>
+      <w:bookmarkEnd w:id="94"/>
     </w:p>
     <w:p>
       <w:r>
@@ -153,7 +153,7 @@
             <w:instrText xml:space="preserve">TOC \h \o "1-2"</w:instrText>
             <w:fldChar w:fldCharType="separate"/>
           </w:r>
-          <w:hyperlink w:history="1" w:anchor="_Toc93">
+          <w:hyperlink w:history="1" w:anchor="_Toc94">
             <w:r>
               <w:t xml:space="preserve">Sumário</w:t>
             </w:r>
@@ -162,7 +162,7 @@
             </w:r>
             <w:r>
               <w:fldChar w:fldCharType="begin" w:dirty="true"/>
-              <w:instrText xml:space="preserve">PAGEREF _Toc93 \h</w:instrText>
+              <w:instrText xml:space="preserve">PAGEREF _Toc94 \h</w:instrText>
               <w:fldChar w:fldCharType="separate"/>
               <w:fldChar w:fldCharType="end"/>
             </w:r>
@@ -175,32 +175,9 @@
               <w:tab w:val="right" w:pos="9638" w:leader="dot"/>
             </w:tabs>
           </w:pPr>
-          <w:hyperlink w:history="1" w:anchor="_Toc94">
+          <w:hyperlink w:history="1" w:anchor="_Toc95">
             <w:r>
               <w:t xml:space="preserve">Workflow CNN Painel - Usuários</w:t>
-            </w:r>
-            <w:r>
-              <w:tab/>
-            </w:r>
-            <w:r>
-              <w:fldChar w:fldCharType="begin" w:dirty="true"/>
-              <w:instrText xml:space="preserve">PAGEREF _Toc94 \h</w:instrText>
-              <w:fldChar w:fldCharType="separate"/>
-              <w:fldChar w:fldCharType="end"/>
-            </w:r>
-          </w:hyperlink>
-        </w:p>
-        <w:p>
-          <w:pPr>
-            <w:pStyle w:val="TOC2"/>
-            <w:tabs>
-              <w:tab w:val="right" w:pos="9638" w:leader="dot"/>
-            </w:tabs>
-            <w:ind w:left="220"/>
-          </w:pPr>
-          <w:hyperlink w:history="1" w:anchor="_Toc95">
-            <w:r>
-              <w:t xml:space="preserve">Para que serve</w:t>
             </w:r>
             <w:r>
               <w:tab/>
@@ -223,7 +200,7 @@
           </w:pPr>
           <w:hyperlink w:history="1" w:anchor="_Toc96">
             <w:r>
-              <w:t xml:space="preserve">Quando roda</w:t>
+              <w:t xml:space="preserve">Para que serve</w:t>
             </w:r>
             <w:r>
               <w:tab/>
@@ -246,7 +223,7 @@
           </w:pPr>
           <w:hyperlink w:history="1" w:anchor="_Toc97">
             <w:r>
-              <w:t xml:space="preserve">Fluxograma</w:t>
+              <w:t xml:space="preserve">Quando roda</w:t>
             </w:r>
             <w:r>
               <w:tab/>
@@ -269,7 +246,7 @@
           </w:pPr>
           <w:hyperlink w:history="1" w:anchor="_Toc98">
             <w:r>
-              <w:t xml:space="preserve">Ações</w:t>
+              <w:t xml:space="preserve">Fluxograma</w:t>
             </w:r>
             <w:r>
               <w:tab/>
@@ -292,7 +269,7 @@
           </w:pPr>
           <w:hyperlink w:history="1" w:anchor="_Toc99">
             <w:r>
-              <w:t xml:space="preserve">Sessão e VersaoSessao</w:t>
+              <w:t xml:space="preserve">Ações</w:t>
             </w:r>
             <w:r>
               <w:tab/>
@@ -315,7 +292,7 @@
           </w:pPr>
           <w:hyperlink w:history="1" w:anchor="_Toc100">
             <w:r>
-              <w:t xml:space="preserve">Perfis</w:t>
+              <w:t xml:space="preserve">Sessão e VersaoSessao</w:t>
             </w:r>
             <w:r>
               <w:tab/>
@@ -323,6 +300,29 @@
             <w:r>
               <w:fldChar w:fldCharType="begin" w:dirty="true"/>
               <w:instrText xml:space="preserve">PAGEREF _Toc100 \h</w:instrText>
+              <w:fldChar w:fldCharType="separate"/>
+              <w:fldChar w:fldCharType="end"/>
+            </w:r>
+          </w:hyperlink>
+        </w:p>
+        <w:p>
+          <w:pPr>
+            <w:pStyle w:val="TOC2"/>
+            <w:tabs>
+              <w:tab w:val="right" w:pos="9638" w:leader="dot"/>
+            </w:tabs>
+            <w:ind w:left="220"/>
+          </w:pPr>
+          <w:hyperlink w:history="1" w:anchor="_Toc101">
+            <w:r>
+              <w:t xml:space="preserve">Perfis</w:t>
+            </w:r>
+            <w:r>
+              <w:tab/>
+            </w:r>
+            <w:r>
+              <w:fldChar w:fldCharType="begin" w:dirty="true"/>
+              <w:instrText xml:space="preserve">PAGEREF _Toc101 \h</w:instrText>
               <w:fldChar w:fldCharType="separate"/>
               <w:fldChar w:fldCharType="end"/>
             </w:r>
@@ -340,11 +340,11 @@
         <w:pStyle w:val="Heading1"/>
         <w:pageBreakBefore/>
       </w:pPr>
-      <w:bookmarkStart w:name="_Toc94" w:id="94"/>
+      <w:bookmarkStart w:name="_Toc95" w:id="95"/>
       <w:r>
         <w:t xml:space="preserve">Workflow CNN Painel - Usuários</w:t>
       </w:r>
-      <w:bookmarkEnd w:id="94"/>
+      <w:bookmarkEnd w:id="95"/>
     </w:p>
     <w:p>
       <w:pPr>
@@ -394,11 +394,11 @@
       <w:pPr>
         <w:pStyle w:val="Heading2"/>
       </w:pPr>
-      <w:bookmarkStart w:name="_Toc95" w:id="95"/>
+      <w:bookmarkStart w:name="_Toc96" w:id="96"/>
       <w:r>
         <w:t xml:space="preserve">Para que serve</w:t>
       </w:r>
-      <w:bookmarkEnd w:id="95"/>
+      <w:bookmarkEnd w:id="96"/>
     </w:p>
     <w:p>
       <w:pPr>
@@ -478,11 +478,11 @@
       <w:pPr>
         <w:pStyle w:val="Heading2"/>
       </w:pPr>
-      <w:bookmarkStart w:name="_Toc96" w:id="96"/>
+      <w:bookmarkStart w:name="_Toc97" w:id="97"/>
       <w:r>
         <w:t xml:space="preserve">Quando roda</w:t>
       </w:r>
-      <w:bookmarkEnd w:id="96"/>
+      <w:bookmarkEnd w:id="97"/>
     </w:p>
     <w:tbl>
       <w:tblPr>
@@ -950,11 +950,11 @@
       <w:pPr>
         <w:pStyle w:val="Heading2"/>
       </w:pPr>
-      <w:bookmarkStart w:name="_Toc97" w:id="97"/>
+      <w:bookmarkStart w:name="_Toc98" w:id="98"/>
       <w:r>
         <w:t xml:space="preserve">Fluxograma</w:t>
       </w:r>
-      <w:bookmarkEnd w:id="97"/>
+      <w:bookmarkEnd w:id="98"/>
     </w:p>
     <w:p>
       <w:pPr>
@@ -1006,11 +1006,11 @@
       <w:pPr>
         <w:pStyle w:val="Heading2"/>
       </w:pPr>
-      <w:bookmarkStart w:name="_Toc98" w:id="98"/>
+      <w:bookmarkStart w:name="_Toc99" w:id="99"/>
       <w:r>
         <w:t xml:space="preserve">Ações</w:t>
       </w:r>
-      <w:bookmarkEnd w:id="98"/>
+      <w:bookmarkEnd w:id="99"/>
     </w:p>
     <w:tbl>
       <w:tblPr>
@@ -2546,7 +2546,7 @@
       <w:pPr>
         <w:pStyle w:val="Heading2"/>
       </w:pPr>
-      <w:bookmarkStart w:name="_Toc99" w:id="99"/>
+      <w:bookmarkStart w:name="_Toc100" w:id="100"/>
       <w:r>
         <w:t xml:space="preserve">Sessão e </w:t>
       </w:r>
@@ -2560,7 +2560,7 @@
         </w:rPr>
         <w:t xml:space="preserve">VersaoSessao</w:t>
       </w:r>
-      <w:bookmarkEnd w:id="99"/>
+      <w:bookmarkEnd w:id="100"/>
     </w:p>
     <w:p>
       <w:pPr>
@@ -2673,11 +2673,11 @@
       <w:pPr>
         <w:pStyle w:val="Heading2"/>
       </w:pPr>
-      <w:bookmarkStart w:name="_Toc100" w:id="100"/>
+      <w:bookmarkStart w:name="_Toc101" w:id="101"/>
       <w:r>
         <w:t xml:space="preserve">Perfis</w:t>
       </w:r>
-      <w:bookmarkEnd w:id="100"/>
+      <w:bookmarkEnd w:id="101"/>
     </w:p>
     <w:tbl>
       <w:tblPr>

--- a/docs/word/10 - Fluxo de usuários.docx
+++ b/docs/word/10 - Fluxo de usuários.docx
@@ -12,7 +12,7 @@
           <wp:inline distT="0" distB="0" distL="0" distR="0">
             <wp:extent cx="2286000" cy="847725"/>
             <wp:effectExtent t="0" r="0" b="0" l="0"/>
-            <wp:docPr id="28" name="" descr="" title=""/>
+            <wp:docPr id="29" name="" descr="" title=""/>
             <wp:cNvGraphicFramePr>
               <a:graphicFrameLocks xmlns:a="http://schemas.openxmlformats.org/drawingml/2006/main" noChangeAspect="1"/>
             </wp:cNvGraphicFramePr>
@@ -92,7 +92,7 @@
           <w:sz w:val="22"/>
           <w:szCs w:val="22"/>
         </w:rPr>
-        <w:t xml:space="preserve">Atualizado em 23 de outubro de 2026</w:t>
+        <w:t xml:space="preserve">Atualizado em 28 de outubro de 2026</w:t>
       </w:r>
     </w:p>
     <w:p>
@@ -118,11 +118,11 @@
       <w:pPr>
         <w:pStyle w:val="Heading1"/>
       </w:pPr>
-      <w:bookmarkStart w:name="_Toc94" w:id="94"/>
+      <w:bookmarkStart w:name="_Toc100" w:id="100"/>
       <w:r>
         <w:t xml:space="preserve">Sumário</w:t>
       </w:r>
-      <w:bookmarkEnd w:id="94"/>
+      <w:bookmarkEnd w:id="100"/>
     </w:p>
     <w:p>
       <w:r>
@@ -153,7 +153,7 @@
             <w:instrText xml:space="preserve">TOC \h \o "1-2"</w:instrText>
             <w:fldChar w:fldCharType="separate"/>
           </w:r>
-          <w:hyperlink w:history="1" w:anchor="_Toc94">
+          <w:hyperlink w:history="1" w:anchor="_Toc100">
             <w:r>
               <w:t xml:space="preserve">Sumário</w:t>
             </w:r>
@@ -162,7 +162,7 @@
             </w:r>
             <w:r>
               <w:fldChar w:fldCharType="begin" w:dirty="true"/>
-              <w:instrText xml:space="preserve">PAGEREF _Toc94 \h</w:instrText>
+              <w:instrText xml:space="preserve">PAGEREF _Toc100 \h</w:instrText>
               <w:fldChar w:fldCharType="separate"/>
               <w:fldChar w:fldCharType="end"/>
             </w:r>
@@ -175,7 +175,7 @@
               <w:tab w:val="right" w:pos="9638" w:leader="dot"/>
             </w:tabs>
           </w:pPr>
-          <w:hyperlink w:history="1" w:anchor="_Toc95">
+          <w:hyperlink w:history="1" w:anchor="_Toc101">
             <w:r>
               <w:t xml:space="preserve">Workflow CNN Painel - Usuários</w:t>
             </w:r>
@@ -184,7 +184,7 @@
             </w:r>
             <w:r>
               <w:fldChar w:fldCharType="begin" w:dirty="true"/>
-              <w:instrText xml:space="preserve">PAGEREF _Toc95 \h</w:instrText>
+              <w:instrText xml:space="preserve">PAGEREF _Toc101 \h</w:instrText>
               <w:fldChar w:fldCharType="separate"/>
               <w:fldChar w:fldCharType="end"/>
             </w:r>
@@ -198,7 +198,7 @@
             </w:tabs>
             <w:ind w:left="220"/>
           </w:pPr>
-          <w:hyperlink w:history="1" w:anchor="_Toc96">
+          <w:hyperlink w:history="1" w:anchor="_Toc102">
             <w:r>
               <w:t xml:space="preserve">Para que serve</w:t>
             </w:r>
@@ -207,7 +207,7 @@
             </w:r>
             <w:r>
               <w:fldChar w:fldCharType="begin" w:dirty="true"/>
-              <w:instrText xml:space="preserve">PAGEREF _Toc96 \h</w:instrText>
+              <w:instrText xml:space="preserve">PAGEREF _Toc102 \h</w:instrText>
               <w:fldChar w:fldCharType="separate"/>
               <w:fldChar w:fldCharType="end"/>
             </w:r>
@@ -221,7 +221,7 @@
             </w:tabs>
             <w:ind w:left="220"/>
           </w:pPr>
-          <w:hyperlink w:history="1" w:anchor="_Toc97">
+          <w:hyperlink w:history="1" w:anchor="_Toc103">
             <w:r>
               <w:t xml:space="preserve">Quando roda</w:t>
             </w:r>
@@ -230,7 +230,7 @@
             </w:r>
             <w:r>
               <w:fldChar w:fldCharType="begin" w:dirty="true"/>
-              <w:instrText xml:space="preserve">PAGEREF _Toc97 \h</w:instrText>
+              <w:instrText xml:space="preserve">PAGEREF _Toc103 \h</w:instrText>
               <w:fldChar w:fldCharType="separate"/>
               <w:fldChar w:fldCharType="end"/>
             </w:r>
@@ -244,7 +244,7 @@
             </w:tabs>
             <w:ind w:left="220"/>
           </w:pPr>
-          <w:hyperlink w:history="1" w:anchor="_Toc98">
+          <w:hyperlink w:history="1" w:anchor="_Toc104">
             <w:r>
               <w:t xml:space="preserve">Fluxograma</w:t>
             </w:r>
@@ -253,7 +253,7 @@
             </w:r>
             <w:r>
               <w:fldChar w:fldCharType="begin" w:dirty="true"/>
-              <w:instrText xml:space="preserve">PAGEREF _Toc98 \h</w:instrText>
+              <w:instrText xml:space="preserve">PAGEREF _Toc104 \h</w:instrText>
               <w:fldChar w:fldCharType="separate"/>
               <w:fldChar w:fldCharType="end"/>
             </w:r>
@@ -267,7 +267,7 @@
             </w:tabs>
             <w:ind w:left="220"/>
           </w:pPr>
-          <w:hyperlink w:history="1" w:anchor="_Toc99">
+          <w:hyperlink w:history="1" w:anchor="_Toc105">
             <w:r>
               <w:t xml:space="preserve">Ações</w:t>
             </w:r>
@@ -276,7 +276,7 @@
             </w:r>
             <w:r>
               <w:fldChar w:fldCharType="begin" w:dirty="true"/>
-              <w:instrText xml:space="preserve">PAGEREF _Toc99 \h</w:instrText>
+              <w:instrText xml:space="preserve">PAGEREF _Toc105 \h</w:instrText>
               <w:fldChar w:fldCharType="separate"/>
               <w:fldChar w:fldCharType="end"/>
             </w:r>
@@ -290,16 +290,16 @@
             </w:tabs>
             <w:ind w:left="220"/>
           </w:pPr>
-          <w:hyperlink w:history="1" w:anchor="_Toc100">
-            <w:r>
-              <w:t xml:space="preserve">Sessão e VersaoSessao</w:t>
+          <w:hyperlink w:history="1" w:anchor="_Toc106">
+            <w:r>
+              <w:t xml:space="preserve">Unidades do usuário</w:t>
             </w:r>
             <w:r>
               <w:tab/>
             </w:r>
             <w:r>
               <w:fldChar w:fldCharType="begin" w:dirty="true"/>
-              <w:instrText xml:space="preserve">PAGEREF _Toc100 \h</w:instrText>
+              <w:instrText xml:space="preserve">PAGEREF _Toc106 \h</w:instrText>
               <w:fldChar w:fldCharType="separate"/>
               <w:fldChar w:fldCharType="end"/>
             </w:r>
@@ -313,7 +313,30 @@
             </w:tabs>
             <w:ind w:left="220"/>
           </w:pPr>
-          <w:hyperlink w:history="1" w:anchor="_Toc101">
+          <w:hyperlink w:history="1" w:anchor="_Toc107">
+            <w:r>
+              <w:t xml:space="preserve">Sessão e VersaoSessao</w:t>
+            </w:r>
+            <w:r>
+              <w:tab/>
+            </w:r>
+            <w:r>
+              <w:fldChar w:fldCharType="begin" w:dirty="true"/>
+              <w:instrText xml:space="preserve">PAGEREF _Toc107 \h</w:instrText>
+              <w:fldChar w:fldCharType="separate"/>
+              <w:fldChar w:fldCharType="end"/>
+            </w:r>
+          </w:hyperlink>
+        </w:p>
+        <w:p>
+          <w:pPr>
+            <w:pStyle w:val="TOC2"/>
+            <w:tabs>
+              <w:tab w:val="right" w:pos="9638" w:leader="dot"/>
+            </w:tabs>
+            <w:ind w:left="220"/>
+          </w:pPr>
+          <w:hyperlink w:history="1" w:anchor="_Toc108">
             <w:r>
               <w:t xml:space="preserve">Perfis</w:t>
             </w:r>
@@ -322,7 +345,7 @@
             </w:r>
             <w:r>
               <w:fldChar w:fldCharType="begin" w:dirty="true"/>
-              <w:instrText xml:space="preserve">PAGEREF _Toc101 \h</w:instrText>
+              <w:instrText xml:space="preserve">PAGEREF _Toc108 \h</w:instrText>
               <w:fldChar w:fldCharType="separate"/>
               <w:fldChar w:fldCharType="end"/>
             </w:r>
@@ -340,11 +363,11 @@
         <w:pStyle w:val="Heading1"/>
         <w:pageBreakBefore/>
       </w:pPr>
-      <w:bookmarkStart w:name="_Toc95" w:id="95"/>
+      <w:bookmarkStart w:name="_Toc101" w:id="101"/>
       <w:r>
         <w:t xml:space="preserve">Workflow CNN Painel - Usuários</w:t>
       </w:r>
-      <w:bookmarkEnd w:id="95"/>
+      <w:bookmarkEnd w:id="101"/>
     </w:p>
     <w:p>
       <w:pPr>
@@ -394,11 +417,11 @@
       <w:pPr>
         <w:pStyle w:val="Heading2"/>
       </w:pPr>
-      <w:bookmarkStart w:name="_Toc96" w:id="96"/>
+      <w:bookmarkStart w:name="_Toc102" w:id="102"/>
       <w:r>
         <w:t xml:space="preserve">Para que serve</w:t>
       </w:r>
-      <w:bookmarkEnd w:id="96"/>
+      <w:bookmarkEnd w:id="102"/>
     </w:p>
     <w:p>
       <w:pPr>
@@ -478,11 +501,11 @@
       <w:pPr>
         <w:pStyle w:val="Heading2"/>
       </w:pPr>
-      <w:bookmarkStart w:name="_Toc97" w:id="97"/>
+      <w:bookmarkStart w:name="_Toc103" w:id="103"/>
       <w:r>
         <w:t xml:space="preserve">Quando roda</w:t>
       </w:r>
-      <w:bookmarkEnd w:id="97"/>
+      <w:bookmarkEnd w:id="103"/>
     </w:p>
     <w:tbl>
       <w:tblPr>
@@ -950,11 +973,11 @@
       <w:pPr>
         <w:pStyle w:val="Heading2"/>
       </w:pPr>
-      <w:bookmarkStart w:name="_Toc98" w:id="98"/>
+      <w:bookmarkStart w:name="_Toc104" w:id="104"/>
       <w:r>
         <w:t xml:space="preserve">Fluxograma</w:t>
       </w:r>
-      <w:bookmarkEnd w:id="98"/>
+      <w:bookmarkEnd w:id="104"/>
     </w:p>
     <w:p>
       <w:pPr>
@@ -966,7 +989,7 @@
           <wp:inline distT="0" distB="0" distL="0" distR="0">
             <wp:extent cx="2333625" cy="7029450"/>
             <wp:effectExtent t="0" r="0" b="0" l="0"/>
-            <wp:docPr id="29" name="" descr="" title=""/>
+            <wp:docPr id="30" name="" descr="" title=""/>
             <wp:cNvGraphicFramePr>
               <a:graphicFrameLocks xmlns:a="http://schemas.openxmlformats.org/drawingml/2006/main" noChangeAspect="1"/>
             </wp:cNvGraphicFramePr>
@@ -1006,11 +1029,11 @@
       <w:pPr>
         <w:pStyle w:val="Heading2"/>
       </w:pPr>
-      <w:bookmarkStart w:name="_Toc99" w:id="99"/>
+      <w:bookmarkStart w:name="_Toc105" w:id="105"/>
       <w:r>
         <w:t xml:space="preserve">Ações</w:t>
       </w:r>
-      <w:bookmarkEnd w:id="99"/>
+      <w:bookmarkEnd w:id="105"/>
     </w:p>
     <w:tbl>
       <w:tblPr>
@@ -2546,21 +2569,11 @@
       <w:pPr>
         <w:pStyle w:val="Heading2"/>
       </w:pPr>
-      <w:bookmarkStart w:name="_Toc100" w:id="100"/>
-      <w:r>
-        <w:t xml:space="preserve">Sessão e </w:t>
-      </w:r>
-      <w:r>
-        <w:rPr>
-          <w:rFonts w:ascii="Consolas" w:cs="Consolas" w:eastAsia="Consolas" w:hAnsi="Consolas"/>
-          <w:color w:val="6A1BBF"/>
-          <w:sz w:val="18"/>
-          <w:szCs w:val="18"/>
-          <w:shd w:fill="F1ECFB" w:color="auto" w:val="clear"/>
-        </w:rPr>
-        <w:t xml:space="preserve">VersaoSessao</w:t>
-      </w:r>
-      <w:bookmarkEnd w:id="100"/>
+      <w:bookmarkStart w:name="_Toc106" w:id="106"/>
+      <w:r>
+        <w:t xml:space="preserve">Unidades do usuário</w:t>
+      </w:r>
+      <w:bookmarkEnd w:id="106"/>
     </w:p>
     <w:p>
       <w:pPr>
@@ -2572,9 +2585,6 @@
         <w:spacing w:after="60"/>
       </w:pPr>
       <w:r>
-        <w:t xml:space="preserve">O login devolve um token assinado pela Vercel (</w:t>
-      </w:r>
-      <w:r>
         <w:rPr>
           <w:rFonts w:ascii="Consolas" w:cs="Consolas" w:eastAsia="Consolas" w:hAnsi="Consolas"/>
           <w:color w:val="6A1BBF"/>
@@ -2582,10 +2592,10 @@
           <w:szCs w:val="18"/>
           <w:shd w:fill="F1ECFB" w:color="auto" w:val="clear"/>
         </w:rPr>
-        <w:t xml:space="preserve">SESSION_SECRET</w:t>
-      </w:r>
-      <w:r>
-        <w:t xml:space="preserve">), com login, perfil e a </w:t>
+        <w:t xml:space="preserve">login-buscar</w:t>
+      </w:r>
+      <w:r>
+        <w:t xml:space="preserve"> e </w:t>
       </w:r>
       <w:r>
         <w:rPr>
@@ -2595,10 +2605,46 @@
           <w:szCs w:val="18"/>
           <w:shd w:fill="F1ECFB" w:color="auto" w:val="clear"/>
         </w:rPr>
-        <w:t xml:space="preserve">VersaoSessao</w:t>
-      </w:r>
-      <w:r>
-        <w:t xml:space="preserve"> do momento. Ele vale por 8 horas.</w:t>
+        <w:t xml:space="preserve">sessao</w:t>
+      </w:r>
+      <w:r>
+        <w:t xml:space="preserve"> devolvem </w:t>
+      </w:r>
+      <w:r>
+        <w:rPr>
+          <w:rFonts w:ascii="Consolas" w:cs="Consolas" w:eastAsia="Consolas" w:hAnsi="Consolas"/>
+          <w:color w:val="6A1BBF"/>
+          <w:sz w:val="18"/>
+          <w:szCs w:val="18"/>
+          <w:shd w:fill="F1ECFB" w:color="auto" w:val="clear"/>
+        </w:rPr>
+        <w:t xml:space="preserve">unidades: [{ id, codigo, nome }]</w:t>
+      </w:r>
+      <w:r>
+        <w:t xml:space="preserve">. O Admin recebe </w:t>
+      </w:r>
+      <w:r>
+        <w:rPr>
+          <w:b/>
+          <w:bCs/>
+        </w:rPr>
+        <w:t xml:space="preserve">todas as ativas</w:t>
+      </w:r>
+      <w:r>
+        <w:t xml:space="preserve">; Leitor e Editor, as de </w:t>
+      </w:r>
+      <w:r>
+        <w:rPr>
+          <w:rFonts w:ascii="Consolas" w:cs="Consolas" w:eastAsia="Consolas" w:hAnsi="Consolas"/>
+          <w:color w:val="6A1BBF"/>
+          <w:sz w:val="18"/>
+          <w:szCs w:val="18"/>
+          <w:shd w:fill="F1ECFB" w:color="auto" w:val="clear"/>
+        </w:rPr>
+        <w:t xml:space="preserve">dbo.CtlCnnUsuarioUnidade</w:t>
+      </w:r>
+      <w:r>
+        <w:t xml:space="preserve">.</w:t>
       </w:r>
     </w:p>
     <w:p>
@@ -2612,13 +2658,42 @@
       </w:pPr>
       <w:r>
         <w:rPr>
-          <w:b/>
-          <w:bCs/>
-        </w:rPr>
-        <w:t xml:space="preserve">Leituras</w:t>
-      </w:r>
-      <w:r>
-        <w:t xml:space="preserve"> confiam no token até ele expirar.</w:t>
+          <w:rFonts w:ascii="Consolas" w:cs="Consolas" w:eastAsia="Consolas" w:hAnsi="Consolas"/>
+          <w:color w:val="6A1BBF"/>
+          <w:sz w:val="18"/>
+          <w:szCs w:val="18"/>
+          <w:shd w:fill="F1ECFB" w:color="auto" w:val="clear"/>
+        </w:rPr>
+        <w:t xml:space="preserve">listar</w:t>
+      </w:r>
+      <w:r>
+        <w:t xml:space="preserve"> devolve as unidades de cada pessoa (</w:t>
+      </w:r>
+      <w:r>
+        <w:rPr>
+          <w:rFonts w:ascii="Consolas" w:cs="Consolas" w:eastAsia="Consolas" w:hAnsi="Consolas"/>
+          <w:color w:val="6A1BBF"/>
+          <w:sz w:val="18"/>
+          <w:szCs w:val="18"/>
+          <w:shd w:fill="F1ECFB" w:color="auto" w:val="clear"/>
+        </w:rPr>
+        <w:t xml:space="preserve">unidades: [ids]</w:t>
+      </w:r>
+      <w:r>
+        <w:t xml:space="preserve">) e o catálogo (</w:t>
+      </w:r>
+      <w:r>
+        <w:rPr>
+          <w:rFonts w:ascii="Consolas" w:cs="Consolas" w:eastAsia="Consolas" w:hAnsi="Consolas"/>
+          <w:color w:val="6A1BBF"/>
+          <w:sz w:val="18"/>
+          <w:szCs w:val="18"/>
+          <w:shd w:fill="F1ECFB" w:color="auto" w:val="clear"/>
+        </w:rPr>
+        <w:t xml:space="preserve">unidades</w:t>
+      </w:r>
+      <w:r>
+        <w:t xml:space="preserve"> na raiz), para a tela marcar.</w:t>
       </w:r>
     </w:p>
     <w:p>
@@ -2632,52 +2707,286 @@
       </w:pPr>
       <w:r>
         <w:rPr>
-          <w:b/>
-          <w:bCs/>
-        </w:rPr>
-        <w:t xml:space="preserve">Escritas</w:t>
-      </w:r>
-      <w:r>
-        <w:t xml:space="preserve"> (liberar, bloquear, usuários) chamam </w:t>
-      </w:r>
-      <w:r>
-        <w:rPr>
           <w:rFonts w:ascii="Consolas" w:cs="Consolas" w:eastAsia="Consolas" w:hAnsi="Consolas"/>
           <w:color w:val="6A1BBF"/>
           <w:sz w:val="18"/>
           <w:szCs w:val="18"/>
           <w:shd w:fill="F1ECFB" w:color="auto" w:val="clear"/>
         </w:rPr>
-        <w:t xml:space="preserve">sessao</w:t>
-      </w:r>
-      <w:r>
-        <w:t xml:space="preserve"> antes. Se o usuário foi desativado, mudou de perfil ou teve a senha trocada ou redefinida (a versão não bate), a resposta é 401 e a pessoa entra de novo. Assim desativar alguém vale </w:t>
-      </w:r>
+        <w:t xml:space="preserve">criar</w:t>
+      </w:r>
+      <w:r>
+        <w:t xml:space="preserve"> exige ao menos uma unidade para Leitor e Editor (</w:t>
+      </w:r>
+      <w:r>
+        <w:rPr>
+          <w:rFonts w:ascii="Consolas" w:cs="Consolas" w:eastAsia="Consolas" w:hAnsi="Consolas"/>
+          <w:color w:val="6A1BBF"/>
+          <w:sz w:val="18"/>
+          <w:szCs w:val="18"/>
+          <w:shd w:fill="F1ECFB" w:color="auto" w:val="clear"/>
+        </w:rPr>
+        <w:t xml:space="preserve">unidades: [ids]</w:t>
+      </w:r>
+      <w:r>
+        <w:t xml:space="preserve">); o Admin não precisa.</w:t>
+      </w:r>
+    </w:p>
+    <w:p>
+      <w:pPr>
+        <w:pStyle w:val="ListParagraph"/>
+        <w:numPr>
+          <w:ilvl w:val="0"/>
+          <w:numId w:val="2"/>
+        </w:numPr>
+        <w:spacing w:after="60"/>
+      </w:pPr>
+      <w:r>
+        <w:rPr>
+          <w:rFonts w:ascii="Consolas" w:cs="Consolas" w:eastAsia="Consolas" w:hAnsi="Consolas"/>
+          <w:color w:val="6A1BBF"/>
+          <w:sz w:val="18"/>
+          <w:szCs w:val="18"/>
+          <w:shd w:fill="F1ECFB" w:color="auto" w:val="clear"/>
+        </w:rPr>
+        <w:t xml:space="preserve">alterar</w:t>
+      </w:r>
+      <w:r>
+        <w:t xml:space="preserve"> aceita </w:t>
+      </w:r>
+      <w:r>
+        <w:rPr>
+          <w:rFonts w:ascii="Consolas" w:cs="Consolas" w:eastAsia="Consolas" w:hAnsi="Consolas"/>
+          <w:color w:val="6A1BBF"/>
+          <w:sz w:val="18"/>
+          <w:szCs w:val="18"/>
+          <w:shd w:fill="F1ECFB" w:color="auto" w:val="clear"/>
+        </w:rPr>
+        <w:t xml:space="preserve">unidades</w:t>
+      </w:r>
+      <w:r>
+        <w:t xml:space="preserve"> (troca todas). Se mudou, grava o evento </w:t>
+      </w:r>
+      <w:r>
+        <w:rPr>
+          <w:rFonts w:ascii="Consolas" w:cs="Consolas" w:eastAsia="Consolas" w:hAnsi="Consolas"/>
+          <w:color w:val="6A1BBF"/>
+          <w:sz w:val="18"/>
+          <w:szCs w:val="18"/>
+          <w:shd w:fill="F1ECFB" w:color="auto" w:val="clear"/>
+        </w:rPr>
+        <w:t xml:space="preserve">UNIDADES_ALTERADAS</w:t>
+      </w:r>
+      <w:r>
+        <w:t xml:space="preserve"> e sobe a </w:t>
+      </w:r>
+      <w:r>
+        <w:rPr>
+          <w:rFonts w:ascii="Consolas" w:cs="Consolas" w:eastAsia="Consolas" w:hAnsi="Consolas"/>
+          <w:color w:val="6A1BBF"/>
+          <w:sz w:val="18"/>
+          <w:szCs w:val="18"/>
+          <w:shd w:fill="F1ECFB" w:color="auto" w:val="clear"/>
+        </w:rPr>
+        <w:t xml:space="preserve">VersaoSessao</w:t>
+      </w:r>
+      <w:r>
+        <w:t xml:space="preserve">. Quem não é Admin não pode ficar sem unidade (</w:t>
+      </w:r>
+      <w:r>
+        <w:rPr>
+          <w:rFonts w:ascii="Consolas" w:cs="Consolas" w:eastAsia="Consolas" w:hAnsi="Consolas"/>
+          <w:color w:val="6A1BBF"/>
+          <w:sz w:val="18"/>
+          <w:szCs w:val="18"/>
+          <w:shd w:fill="F1ECFB" w:color="auto" w:val="clear"/>
+        </w:rPr>
+        <w:t xml:space="preserve">SEM_UNIDADE</w:t>
+      </w:r>
+      <w:r>
+        <w:t xml:space="preserve">, 409); unidade inexistente ou desativada responde </w:t>
+      </w:r>
+      <w:r>
+        <w:rPr>
+          <w:rFonts w:ascii="Consolas" w:cs="Consolas" w:eastAsia="Consolas" w:hAnsi="Consolas"/>
+          <w:color w:val="6A1BBF"/>
+          <w:sz w:val="18"/>
+          <w:szCs w:val="18"/>
+          <w:shd w:fill="F1ECFB" w:color="auto" w:val="clear"/>
+        </w:rPr>
+        <w:t xml:space="preserve">UNIDADE_INVALIDA</w:t>
+      </w:r>
+      <w:r>
+        <w:t xml:space="preserve"> (400).</w:t>
+      </w:r>
+    </w:p>
+    <w:p>
+      <w:pPr>
+        <w:pStyle w:val="ListParagraph"/>
+        <w:numPr>
+          <w:ilvl w:val="0"/>
+          <w:numId w:val="2"/>
+        </w:numPr>
+        <w:spacing w:after="60"/>
+      </w:pPr>
+      <w:r>
+        <w:t xml:space="preserve">Login de Leitor ou Editor sem nenhuma unidade é recusado pela Vercel (403 </w:t>
+      </w:r>
+      <w:r>
+        <w:rPr>
+          <w:rFonts w:ascii="Consolas" w:cs="Consolas" w:eastAsia="Consolas" w:hAnsi="Consolas"/>
+          <w:color w:val="6A1BBF"/>
+          <w:sz w:val="18"/>
+          <w:szCs w:val="18"/>
+          <w:shd w:fill="F1ECFB" w:color="auto" w:val="clear"/>
+        </w:rPr>
+        <w:t xml:space="preserve">SEM_UNIDADE</w:t>
+      </w:r>
+      <w:r>
+        <w:t xml:space="preserve">).</w:t>
+      </w:r>
+    </w:p>
+    <w:p>
+      <w:pPr>
+        <w:spacing w:after="60"/>
+      </w:pPr>
+    </w:p>
+    <w:p>
+      <w:pPr>
+        <w:pStyle w:val="Heading2"/>
+      </w:pPr>
+      <w:bookmarkStart w:name="_Toc107" w:id="107"/>
+      <w:r>
+        <w:t xml:space="preserve">Sessão e </w:t>
+      </w:r>
+      <w:r>
+        <w:rPr>
+          <w:rFonts w:ascii="Consolas" w:cs="Consolas" w:eastAsia="Consolas" w:hAnsi="Consolas"/>
+          <w:color w:val="6A1BBF"/>
+          <w:sz w:val="18"/>
+          <w:szCs w:val="18"/>
+          <w:shd w:fill="F1ECFB" w:color="auto" w:val="clear"/>
+        </w:rPr>
+        <w:t xml:space="preserve">VersaoSessao</w:t>
+      </w:r>
+      <w:bookmarkEnd w:id="107"/>
+    </w:p>
+    <w:p>
+      <w:pPr>
+        <w:pStyle w:val="ListParagraph"/>
+        <w:numPr>
+          <w:ilvl w:val="0"/>
+          <w:numId w:val="2"/>
+        </w:numPr>
+        <w:spacing w:after="60"/>
+      </w:pPr>
+      <w:r>
+        <w:t xml:space="preserve">O login devolve um token assinado pela Vercel (</w:t>
+      </w:r>
+      <w:r>
+        <w:rPr>
+          <w:rFonts w:ascii="Consolas" w:cs="Consolas" w:eastAsia="Consolas" w:hAnsi="Consolas"/>
+          <w:color w:val="6A1BBF"/>
+          <w:sz w:val="18"/>
+          <w:szCs w:val="18"/>
+          <w:shd w:fill="F1ECFB" w:color="auto" w:val="clear"/>
+        </w:rPr>
+        <w:t xml:space="preserve">SESSION_SECRET</w:t>
+      </w:r>
+      <w:r>
+        <w:t xml:space="preserve">), com login, perfil e a </w:t>
+      </w:r>
+      <w:r>
+        <w:rPr>
+          <w:rFonts w:ascii="Consolas" w:cs="Consolas" w:eastAsia="Consolas" w:hAnsi="Consolas"/>
+          <w:color w:val="6A1BBF"/>
+          <w:sz w:val="18"/>
+          <w:szCs w:val="18"/>
+          <w:shd w:fill="F1ECFB" w:color="auto" w:val="clear"/>
+        </w:rPr>
+        <w:t xml:space="preserve">VersaoSessao</w:t>
+      </w:r>
+      <w:r>
+        <w:t xml:space="preserve"> do momento. Ele vale por 8 horas.</w:t>
+      </w:r>
+    </w:p>
+    <w:p>
+      <w:pPr>
+        <w:pStyle w:val="ListParagraph"/>
+        <w:numPr>
+          <w:ilvl w:val="0"/>
+          <w:numId w:val="2"/>
+        </w:numPr>
+        <w:spacing w:after="60"/>
+      </w:pPr>
       <w:r>
         <w:rPr>
           <w:b/>
           <w:bCs/>
         </w:rPr>
-        <w:t xml:space="preserve">na hora</w:t>
-      </w:r>
-      <w:r>
-        <w:t xml:space="preserve"> para as ações.</w:t>
+        <w:t xml:space="preserve">Leituras</w:t>
+      </w:r>
+      <w:r>
+        <w:t xml:space="preserve"> confiam no token até ele expirar.</w:t>
       </w:r>
     </w:p>
     <w:p>
       <w:pPr>
+        <w:pStyle w:val="ListParagraph"/>
+        <w:numPr>
+          <w:ilvl w:val="0"/>
+          <w:numId w:val="2"/>
+        </w:numPr>
         <w:spacing w:after="60"/>
       </w:pPr>
+      <w:r>
+        <w:rPr>
+          <w:b/>
+          <w:bCs/>
+        </w:rPr>
+        <w:t xml:space="preserve">Escritas</w:t>
+      </w:r>
+      <w:r>
+        <w:t xml:space="preserve"> (liberar, bloquear, usuários) chamam </w:t>
+      </w:r>
+      <w:r>
+        <w:rPr>
+          <w:rFonts w:ascii="Consolas" w:cs="Consolas" w:eastAsia="Consolas" w:hAnsi="Consolas"/>
+          <w:color w:val="6A1BBF"/>
+          <w:sz w:val="18"/>
+          <w:szCs w:val="18"/>
+          <w:shd w:fill="F1ECFB" w:color="auto" w:val="clear"/>
+        </w:rPr>
+        <w:t xml:space="preserve">sessao</w:t>
+      </w:r>
+      <w:r>
+        <w:t xml:space="preserve"> antes. Se o usuário foi desativado, mudou de perfil ou teve a senha trocada ou redefinida (a versão não bate), a resposta é 401 e a pessoa entra de novo. Assim desativar alguém vale </w:t>
+      </w:r>
+      <w:r>
+        <w:rPr>
+          <w:b/>
+          <w:bCs/>
+        </w:rPr>
+        <w:t xml:space="preserve">na hora</w:t>
+      </w:r>
+      <w:r>
+        <w:t xml:space="preserve"> para as ações.</w:t>
+      </w:r>
     </w:p>
     <w:p>
       <w:pPr>
+        <w:spacing w:after="60"/>
+      </w:pPr>
+    </w:p>
+    <w:p>
+      <w:pPr>
         <w:pStyle w:val="Heading2"/>
       </w:pPr>
-      <w:bookmarkStart w:name="_Toc101" w:id="101"/>
+      <w:bookmarkStart w:name="_Toc108" w:id="108"/>
       <w:r>
         <w:t xml:space="preserve">Perfis</w:t>
       </w:r>
-      <w:bookmarkEnd w:id="101"/>
+      <w:bookmarkEnd w:id="108"/>
     </w:p>
     <w:tbl>
       <w:tblPr>
